--- a/report.docx
+++ b/report.docx
@@ -20,12 +20,12 @@
     </w:p>
     <w:p>
       <w:r>
-        <w:t>Общая площадь: 6089.00 кв.м</w:t>
+        <w:t>Общая площадь: 1346.00 кв.м</w:t>
       </w:r>
     </w:p>
     <w:p>
       <w:r>
-        <w:t>Требуемая тепловая мощность: 819.51 кВт</w:t>
+        <w:t>Требуемая тепловая мощность: 129.88 кВт</w:t>
       </w:r>
     </w:p>
     <w:p>
@@ -46,17 +46,17 @@
     </w:p>
     <w:p>
       <w:r>
-        <w:t>Площадь: 952.00 кв.м | Тепловая мощность: 103.70 кВт</w:t>
+        <w:t>Площадь: 926.00 кв.м | Тепловая мощность: 76.96 кВт</w:t>
       </w:r>
     </w:p>
     <w:p>
       <w:r>
-        <w:t>- 1: Площадь 782.00 кв.м, Тепловая мощность 78.20 кВт (Утепление: medium)</w:t>
+        <w:t>- 1: Площадь 144.00 кв.м, Тепловая мощность 14.40 кВт (Утепление: medium)</w:t>
       </w:r>
     </w:p>
     <w:p>
       <w:r>
-        <w:t>- 2: Площадь 170.00 кв.м, Тепловая мощность 25.50 кВт (Утепление: low)</w:t>
+        <w:t>- 2: Площадь 782.00 кв.м, Тепловая мощность 62.56 кВт (Утепление: high)</w:t>
       </w:r>
     </w:p>
     <w:p>
@@ -69,17 +69,17 @@
     </w:p>
     <w:p>
       <w:r>
-        <w:t>Площадь: 5137.00 кв.м | Тепловая мощность: 715.81 кВт</w:t>
+        <w:t>Площадь: 420.00 кв.м | Тепловая мощность: 52.92 кВт</w:t>
       </w:r>
     </w:p>
     <w:p>
       <w:r>
-        <w:t>- 1: Площадь 782.00 кв.м, Тепловая мощность 62.56 кВт (Утепление: high)</w:t>
+        <w:t>- 1: Площадь 276.00 кв.м, Тепловая мощность 41.40 кВт (Утепление: low)</w:t>
       </w:r>
     </w:p>
     <w:p>
       <w:r>
-        <w:t>- 2: Площадь 4355.00 кв.м, Тепловая мощность 653.25 кВт (Утепление: low)</w:t>
+        <w:t>- 2: Площадь 144.00 кв.м, Тепловая мощность 11.52 кВт (Утепление: high)</w:t>
       </w:r>
     </w:p>
     <w:sectPr>
